--- a/docs/downloads/02-the-problem.docx
+++ b/docs/downloads/02-the-problem.docx
@@ -34,7 +34,7 @@
               <a:graphicData uri="http://schemas.openxmlformats.org/drawingml/2006/picture">
                 <pic:pic>
                   <pic:nvPicPr>
-                    <pic:cNvPr descr="/tmp/tmpb7fcviaa/02-the-problem-1.png" id="22" name="Picture"/>
+                    <pic:cNvPr descr="/tmp/tmpm33eht53/02-the-problem-1.png" id="22" name="Picture"/>
                     <pic:cNvPicPr>
                       <a:picLocks noChangeArrowheads="1" noChangeAspect="1"/>
                     </pic:cNvPicPr>
@@ -145,7 +145,7 @@
               <a:graphicData uri="http://schemas.openxmlformats.org/drawingml/2006/picture">
                 <pic:pic>
                   <pic:nvPicPr>
-                    <pic:cNvPr descr="/tmp/tmpb7fcviaa/02-the-problem-2.png" id="26" name="Picture"/>
+                    <pic:cNvPr descr="/tmp/tmpm33eht53/02-the-problem-2.png" id="26" name="Picture"/>
                     <pic:cNvPicPr>
                       <a:picLocks noChangeArrowheads="1" noChangeAspect="1"/>
                     </pic:cNvPicPr>
@@ -375,7 +375,7 @@
               <a:graphicData uri="http://schemas.openxmlformats.org/drawingml/2006/picture">
                 <pic:pic>
                   <pic:nvPicPr>
-                    <pic:cNvPr descr="/tmp/tmpb7fcviaa/02-the-problem-3.png" id="30" name="Picture"/>
+                    <pic:cNvPr descr="/tmp/tmpm33eht53/02-the-problem-3.png" id="30" name="Picture"/>
                     <pic:cNvPicPr>
                       <a:picLocks noChangeArrowheads="1" noChangeAspect="1"/>
                     </pic:cNvPicPr>
@@ -754,19 +754,19 @@
               <w:jc w:val="left"/>
             </w:pPr>
             <w:r>
-              <w:t xml:space="preserve">Why is Carrier F (the preferred supplier) used in the Northeast and Southeast, where it is on time only about 55% of the time?</w:t>
-            </w:r>
-          </w:p>
-        </w:tc>
-        <w:tc>
-          <w:tcPr/>
-          <w:p>
-            <w:pPr>
-              <w:pStyle w:val="Compact"/>
-              <w:jc w:val="left"/>
-            </w:pPr>
-            <w:r>
-              <w:t xml:space="preserve">Carrier choice by region is a quick win</w:t>
+              <w:t xml:space="preserve">Carrier D is weak in every region, and Carrier F (the preferred supplier) to the Northeast and Southeast (about 55% on time when nothing else is wrong, vs about 99% for A, B, C). Can carriers be assigned per lane? Does the agreement require volumes?</w:t>
+            </w:r>
+          </w:p>
+        </w:tc>
+        <w:tc>
+          <w:tcPr/>
+          <w:p>
+            <w:pPr>
+              <w:pStyle w:val="Compact"/>
+              <w:jc w:val="left"/>
+            </w:pPr>
+            <w:r>
+              <w:t xml:space="preserve">Carrier choice by lane is worth 7.7 points with no new software</w:t>
             </w:r>
           </w:p>
         </w:tc>
@@ -903,7 +903,7 @@
         <w:pStyle w:val="BodyText"/>
       </w:pPr>
       <w:r>
-        <w:t xml:space="preserve">The full list we already sent, and the answers, live in</w:t>
+        <w:t xml:space="preserve">Our round-2 questions are in</w:t>
       </w:r>
       <w:r>
         <w:t xml:space="preserve"> </w:t>
@@ -912,25 +912,32 @@
         <w:rPr>
           <w:rStyle w:val="VerbatimChar"/>
         </w:rPr>
-        <w:t xml:space="preserve">docs/reference/</w:t>
-      </w:r>
-      <w:r>
-        <w:t xml:space="preserve"> </w:t>
-      </w:r>
-      <w:r>
-        <w:t xml:space="preserve">and</w:t>
+        <w:t xml:space="preserve">docs/working/discovery-question-log-round2-InfinityStacks.xlsx</w:t>
+      </w:r>
+      <w:r>
+        <w:t xml:space="preserve">.</w:t>
       </w:r>
       <w:r>
         <w:t xml:space="preserve"> </w:t>
       </w:r>
       <w:r>
         <w:rPr>
-          <w:rStyle w:val="VerbatimChar"/>
+          <w:bCs/>
+          <w:b/>
         </w:rPr>
-        <w:t xml:space="preserve">docs/working/</w:t>
-      </w:r>
-      <w:r>
-        <w:t xml:space="preserve">.</w:t>
+        <w:t xml:space="preserve">Answers are pending</w:t>
+      </w:r>
+      <w:r>
+        <w:t xml:space="preserve"> </w:t>
+      </w:r>
+      <w:r>
+        <w:t xml:space="preserve">(due Monday 26 Oct). When they arrive we record them in the same file</w:t>
+      </w:r>
+      <w:r>
+        <w:t xml:space="preserve"> </w:t>
+      </w:r>
+      <w:r>
+        <w:t xml:space="preserve">and list what each answer changed in our assumptions.</w:t>
       </w:r>
     </w:p>
     <w:bookmarkEnd w:id="32"/>

--- a/docs/downloads/02-the-problem.docx
+++ b/docs/downloads/02-the-problem.docx
@@ -34,7 +34,7 @@
               <a:graphicData uri="http://schemas.openxmlformats.org/drawingml/2006/picture">
                 <pic:pic>
                   <pic:nvPicPr>
-                    <pic:cNvPr descr="/tmp/tmpm33eht53/02-the-problem-1.png" id="22" name="Picture"/>
+                    <pic:cNvPr descr="/tmp/tmp57pkfi58/02-the-problem-1.png" id="22" name="Picture"/>
                     <pic:cNvPicPr>
                       <a:picLocks noChangeArrowheads="1" noChangeAspect="1"/>
                     </pic:cNvPicPr>
@@ -145,7 +145,7 @@
               <a:graphicData uri="http://schemas.openxmlformats.org/drawingml/2006/picture">
                 <pic:pic>
                   <pic:nvPicPr>
-                    <pic:cNvPr descr="/tmp/tmpm33eht53/02-the-problem-2.png" id="26" name="Picture"/>
+                    <pic:cNvPr descr="/tmp/tmp57pkfi58/02-the-problem-2.png" id="26" name="Picture"/>
                     <pic:cNvPicPr>
                       <a:picLocks noChangeArrowheads="1" noChangeAspect="1"/>
                     </pic:cNvPicPr>
@@ -375,7 +375,7 @@
               <a:graphicData uri="http://schemas.openxmlformats.org/drawingml/2006/picture">
                 <pic:pic>
                   <pic:nvPicPr>
-                    <pic:cNvPr descr="/tmp/tmpm33eht53/02-the-problem-3.png" id="30" name="Picture"/>
+                    <pic:cNvPr descr="/tmp/tmp57pkfi58/02-the-problem-3.png" id="30" name="Picture"/>
                     <pic:cNvPicPr>
                       <a:picLocks noChangeArrowheads="1" noChangeAspect="1"/>
                     </pic:cNvPicPr>
